--- a/docs/lista_louvores/Textos_Louvores/Segurança (375 CC).docx
+++ b/docs/lista_louvores/Textos_Louvores/Segurança (375 CC).docx
@@ -4,75 +4,60 @@
   <w:body>
     <w:p>
       <w:pPr>
-        <w:pStyle w:val="PargrafodaLista"/>
-        <w:numPr>
-          <w:ilvl w:val="0"/>
-          <w:numId w:val="2"/>
-        </w:numPr>
-        <w:spacing w:before="120" w:after="240" w:line="240" w:lineRule="auto"/>
-        <w:ind w:left="425" w:hanging="357"/>
-        <w:contextualSpacing w:val="0"/>
+        <w:pStyle w:val="Ttulo1"/>
         <w:rPr>
           <w:b/>
           <w:bCs/>
-          <w:color w:val="000000"/>
-          <w:sz w:val="28"/>
-          <w:szCs w:val="28"/>
-        </w:rPr>
-      </w:pPr>
-      <w:r>
-        <w:rPr>
-          <w:color w:val="000000"/>
-          <w:sz w:val="28"/>
-          <w:szCs w:val="28"/>
-        </w:rPr>
-        <w:t>Segurança (375 CC)</w:t>
+        </w:rPr>
+      </w:pPr>
+      <w:r>
+        <w:t>SEGURANÇA (375 CC)</w:t>
       </w:r>
     </w:p>
     <w:p>
       <w:pPr>
-        <w:pStyle w:val="PargrafodaLista"/>
-        <w:numPr>
-          <w:ilvl w:val="0"/>
-          <w:numId w:val="1"/>
-        </w:numPr>
         <w:autoSpaceDE w:val="0"/>
         <w:autoSpaceDN w:val="0"/>
         <w:adjustRightInd w:val="0"/>
-        <w:spacing w:line="240" w:lineRule="auto"/>
-        <w:ind w:left="862" w:hanging="357"/>
-        <w:contextualSpacing w:val="0"/>
-      </w:pPr>
-      <w:r>
+        <w:rPr>
+          <w:rFonts w:ascii="Times New Roman" w:hAnsi="Times New Roman"/>
+        </w:rPr>
+      </w:pPr>
+      <w:r>
+        <w:rPr>
+          <w:rFonts w:ascii="Times New Roman" w:hAnsi="Times New Roman"/>
+        </w:rPr>
         <w:t xml:space="preserve">Vivo feliz, pois sou de Jesus, </w:t>
       </w:r>
       <w:r>
+        <w:rPr>
+          <w:rFonts w:ascii="Times New Roman" w:hAnsi="Times New Roman"/>
+        </w:rPr>
         <w:br/>
         <w:t>e já desfruto o gozo da luz.</w:t>
       </w:r>
       <w:r>
+        <w:rPr>
+          <w:rFonts w:ascii="Times New Roman" w:hAnsi="Times New Roman"/>
+        </w:rPr>
         <w:br/>
         <w:t xml:space="preserve">Sou por Jesus herdeiro de Deus, </w:t>
       </w:r>
       <w:r>
+        <w:rPr>
+          <w:rFonts w:ascii="Times New Roman" w:hAnsi="Times New Roman"/>
+        </w:rPr>
         <w:br/>
         <w:t>Ele me leva à glória dos céus.</w:t>
       </w:r>
     </w:p>
     <w:p>
       <w:pPr>
-        <w:pStyle w:val="PargrafodaLista"/>
-        <w:numPr>
-          <w:ilvl w:val="0"/>
-          <w:numId w:val="1"/>
-        </w:numPr>
         <w:autoSpaceDE w:val="0"/>
         <w:autoSpaceDN w:val="0"/>
         <w:adjustRightInd w:val="0"/>
-        <w:spacing w:line="240" w:lineRule="auto"/>
-        <w:ind w:left="862" w:hanging="357"/>
-        <w:contextualSpacing w:val="0"/>
-        <w:rPr>
+        <w:rPr>
+          <w:rFonts w:ascii="Times New Roman" w:hAnsi="Times New Roman"/>
           <w:b/>
           <w:bCs/>
           <w:i/>
@@ -81,6 +66,7 @@
       </w:pPr>
       <w:r>
         <w:rPr>
+          <w:rFonts w:ascii="Times New Roman" w:hAnsi="Times New Roman"/>
           <w:b/>
           <w:bCs/>
           <w:i/>
@@ -90,139 +76,178 @@
       </w:r>
       <w:r>
         <w:rPr>
+          <w:rFonts w:ascii="Times New Roman" w:hAnsi="Times New Roman"/>
           <w:b/>
           <w:bCs/>
           <w:i/>
           <w:iCs/>
         </w:rPr>
         <w:br/>
-        <w:t>Rende-lhe sempre ardente louvor... [2 X]</w:t>
+        <w:t>Rende-lhe sempre ardente louvor...</w:t>
+      </w:r>
+      <w:r>
+        <w:rPr>
+          <w:rFonts w:ascii="Times New Roman" w:hAnsi="Times New Roman"/>
+          <w:b/>
+          <w:bCs/>
+          <w:i/>
+          <w:iCs/>
+        </w:rPr>
+        <w:br/>
+      </w:r>
+      <w:r>
+        <w:rPr>
+          <w:rFonts w:ascii="Times New Roman" w:hAnsi="Times New Roman"/>
+          <w:b/>
+          <w:bCs/>
+          <w:i/>
+          <w:iCs/>
+        </w:rPr>
+        <w:t>Canta minha alma, canta ao Senhor!</w:t>
+      </w:r>
+      <w:r>
+        <w:rPr>
+          <w:rFonts w:ascii="Times New Roman" w:hAnsi="Times New Roman"/>
+          <w:b/>
+          <w:bCs/>
+          <w:i/>
+          <w:iCs/>
+        </w:rPr>
+        <w:br/>
+      </w:r>
+      <w:r>
+        <w:rPr>
+          <w:rFonts w:ascii="Times New Roman" w:hAnsi="Times New Roman"/>
+          <w:b/>
+          <w:bCs/>
+          <w:i/>
+          <w:iCs/>
+        </w:rPr>
+        <w:t>Rende-lhe sempre ardente louvor...</w:t>
       </w:r>
     </w:p>
     <w:p>
       <w:pPr>
-        <w:pStyle w:val="PargrafodaLista"/>
-        <w:numPr>
-          <w:ilvl w:val="0"/>
-          <w:numId w:val="1"/>
-        </w:numPr>
         <w:autoSpaceDE w:val="0"/>
         <w:autoSpaceDN w:val="0"/>
         <w:adjustRightInd w:val="0"/>
-        <w:spacing w:line="240" w:lineRule="auto"/>
-        <w:ind w:left="862" w:hanging="357"/>
-        <w:contextualSpacing w:val="0"/>
-      </w:pPr>
-      <w:r>
+        <w:rPr>
+          <w:rFonts w:ascii="Times New Roman" w:hAnsi="Times New Roman"/>
+        </w:rPr>
+      </w:pPr>
+      <w:r>
+        <w:rPr>
+          <w:rFonts w:ascii="Times New Roman" w:hAnsi="Times New Roman"/>
+        </w:rPr>
         <w:t xml:space="preserve">Ao Seu amor eu me submeti, </w:t>
       </w:r>
       <w:r>
+        <w:rPr>
+          <w:rFonts w:ascii="Times New Roman" w:hAnsi="Times New Roman"/>
+        </w:rPr>
         <w:br/>
         <w:t>e extasiado então me senti!</w:t>
       </w:r>
       <w:r>
+        <w:rPr>
+          <w:rFonts w:ascii="Times New Roman" w:hAnsi="Times New Roman"/>
+        </w:rPr>
         <w:br/>
         <w:t xml:space="preserve">Anjos descendo, trazem dos céus </w:t>
       </w:r>
       <w:r>
+        <w:rPr>
+          <w:rFonts w:ascii="Times New Roman" w:hAnsi="Times New Roman"/>
+        </w:rPr>
         <w:br/>
         <w:t>ecos da excelsa graça de Deus.</w:t>
       </w:r>
     </w:p>
     <w:p>
       <w:pPr>
-        <w:pStyle w:val="PargrafodaLista"/>
-        <w:numPr>
-          <w:ilvl w:val="0"/>
-          <w:numId w:val="1"/>
-        </w:numPr>
         <w:autoSpaceDE w:val="0"/>
         <w:autoSpaceDN w:val="0"/>
         <w:adjustRightInd w:val="0"/>
-        <w:spacing w:line="240" w:lineRule="auto"/>
-        <w:ind w:left="862" w:hanging="357"/>
-        <w:contextualSpacing w:val="0"/>
-        <w:rPr>
+        <w:rPr>
+          <w:rFonts w:ascii="Times New Roman" w:hAnsi="Times New Roman"/>
           <w:b/>
           <w:bCs/>
-        </w:rPr>
-      </w:pPr>
-      <w:r>
-        <w:rPr>
+          <w:i/>
+          <w:iCs/>
+        </w:rPr>
+      </w:pPr>
+      <w:r>
+        <w:rPr>
+          <w:rFonts w:ascii="Times New Roman" w:hAnsi="Times New Roman"/>
           <w:b/>
           <w:bCs/>
+          <w:i/>
+          <w:iCs/>
         </w:rPr>
         <w:t>[REFRÃO]</w:t>
       </w:r>
     </w:p>
     <w:p>
       <w:pPr>
-        <w:pStyle w:val="PargrafodaLista"/>
-        <w:numPr>
-          <w:ilvl w:val="0"/>
-          <w:numId w:val="1"/>
-        </w:numPr>
         <w:autoSpaceDE w:val="0"/>
         <w:autoSpaceDN w:val="0"/>
         <w:adjustRightInd w:val="0"/>
-        <w:spacing w:line="240" w:lineRule="auto"/>
-        <w:ind w:left="862" w:hanging="357"/>
-        <w:contextualSpacing w:val="0"/>
-      </w:pPr>
-      <w:r>
+        <w:rPr>
+          <w:rFonts w:ascii="Times New Roman" w:hAnsi="Times New Roman"/>
+        </w:rPr>
+      </w:pPr>
+      <w:r>
+        <w:rPr>
+          <w:rFonts w:ascii="Times New Roman" w:hAnsi="Times New Roman"/>
+        </w:rPr>
         <w:t xml:space="preserve">Sempre vivendo em Seu grande amor </w:t>
       </w:r>
       <w:r>
+        <w:rPr>
+          <w:rFonts w:ascii="Times New Roman" w:hAnsi="Times New Roman"/>
+        </w:rPr>
         <w:br/>
         <w:t>me regozijo em meu Salvador</w:t>
       </w:r>
       <w:r>
+        <w:rPr>
+          <w:rFonts w:ascii="Times New Roman" w:hAnsi="Times New Roman"/>
+        </w:rPr>
         <w:br/>
         <w:t>Esperançoso vivo na luz,</w:t>
       </w:r>
       <w:r>
+        <w:rPr>
+          <w:rFonts w:ascii="Times New Roman" w:hAnsi="Times New Roman"/>
+        </w:rPr>
         <w:br/>
         <w:t>pela bondade do meu Jesus!</w:t>
       </w:r>
     </w:p>
     <w:p>
       <w:pPr>
-        <w:pStyle w:val="PargrafodaLista"/>
-        <w:numPr>
-          <w:ilvl w:val="0"/>
-          <w:numId w:val="1"/>
-        </w:numPr>
         <w:autoSpaceDE w:val="0"/>
         <w:autoSpaceDN w:val="0"/>
         <w:adjustRightInd w:val="0"/>
-        <w:spacing w:line="240" w:lineRule="auto"/>
-        <w:ind w:left="862" w:hanging="357"/>
-        <w:contextualSpacing w:val="0"/>
-        <w:rPr>
+        <w:rPr>
+          <w:rFonts w:ascii="Times New Roman" w:hAnsi="Times New Roman"/>
           <w:b/>
           <w:bCs/>
-        </w:rPr>
-      </w:pPr>
-      <w:r>
-        <w:rPr>
+          <w:i/>
+          <w:iCs/>
+        </w:rPr>
+      </w:pPr>
+      <w:r>
+        <w:rPr>
+          <w:rFonts w:ascii="Times New Roman" w:hAnsi="Times New Roman"/>
           <w:b/>
           <w:bCs/>
+          <w:i/>
+          <w:iCs/>
         </w:rPr>
         <w:t>[REFRÃO]</w:t>
       </w:r>
     </w:p>
-    <w:p>
-      <w:pPr>
-        <w:pStyle w:val="PargrafodaLista"/>
-        <w:ind w:left="862"/>
-        <w:contextualSpacing w:val="0"/>
-        <w:rPr>
-          <w:sz w:val="18"/>
-          <w:szCs w:val="18"/>
-        </w:rPr>
-      </w:pPr>
-    </w:p>
-    <w:p/>
     <w:sectPr>
       <w:pgSz w:w="11906" w:h="16838"/>
       <w:pgMar w:top="1417" w:right="1701" w:bottom="1417" w:left="1701" w:header="708" w:footer="708" w:gutter="0"/>
@@ -1128,6 +1153,7 @@
   <w:style w:type="character" w:default="1" w:styleId="Fontepargpadro">
     <w:name w:val="Default Paragraph Font"/>
     <w:uiPriority w:val="1"/>
+    <w:semiHidden/>
     <w:unhideWhenUsed/>
   </w:style>
   <w:style w:type="table" w:default="1" w:styleId="Tabelanormal">
